--- a/sources/veille/rgpd/2026-06-28_veille_rgpd.docx
+++ b/sources/veille/rgpd/2026-06-28_veille_rgpd.docx
@@ -1496,14 +1496,26 @@
         </w:rPr>
         <w:t xml:space="preserve">⛔  Source 6 — </w:t>
       </w:r>
-      <w:r>
-        <w:rPr>
-          <w:rFonts w:ascii="Calibri" w:cs="Calibri" w:eastAsia="Calibri" w:hAnsi="Calibri"/>
-          <w:color w:val="1F2937"/>
-          <w:sz w:val="22"/>
-          <w:szCs w:val="22"/>
-        </w:rPr>
-        <w:t xml:space="preserve">village-justice.com (non consultée — WebSearch utilisé en remplacement)</w:t>
+      <w:hyperlink w:history="1" r:id="rIdsite0_2026">
+        <w:r>
+          <w:rPr>
+            <w:rFonts w:ascii="Calibri" w:cs="Calibri" w:eastAsia="Calibri" w:hAnsi="Calibri"/>
+            <w:sz w:val="22"/>
+            <w:szCs w:val="22"/>
+            <w:color w:val="1155CC"/>
+            <w:u w:val="single"/>
+          </w:rPr>
+          <w:t xml:space="preserve">village-justice.com</w:t>
+        </w:r>
+      </w:hyperlink>
+      <w:r>
+        <w:rPr>
+          <w:rFonts w:ascii="Calibri" w:cs="Calibri" w:eastAsia="Calibri" w:hAnsi="Calibri"/>
+          <w:color w:val="1F2937"/>
+          <w:sz w:val="22"/>
+          <w:szCs w:val="22"/>
+        </w:rPr>
+        <w:t xml:space="preserve"> (non consultée — WebSearch utilisé en remplacement)</w:t>
       </w:r>
     </w:p>
     <w:p>
@@ -1690,6 +1702,64 @@
           <w:szCs w:val="18"/>
         </w:rPr>
         <w:t xml:space="preserve">Document généré automatiquement — Veille RGPD du 28 juin 2026 — Usage interne</w:t>
+      </w:r>
+    </w:p>
+    <w:p>
+      <w:pPr>
+        <w:spacing w:after="120" w:before="320"/>
+      </w:pPr>
+      <w:r>
+        <w:rPr>
+          <w:rFonts w:ascii="Calibri" w:cs="Calibri" w:eastAsia="Calibri" w:hAnsi="Calibri"/>
+          <w:b/>
+          <w:bCs/>
+          <w:color w:val="1B3A6B"/>
+          <w:sz w:val="28"/>
+          <w:szCs w:val="28"/>
+        </w:rPr>
+        <w:t xml:space="preserve">📝 Journal des corrections — 12 septembre 2026</w:t>
+      </w:r>
+    </w:p>
+    <w:p>
+      <w:pPr>
+        <w:spacing w:after="80"/>
+      </w:pPr>
+      <w:r>
+        <w:rPr>
+          <w:rFonts w:ascii="Calibri" w:cs="Calibri" w:eastAsia="Calibri" w:hAnsi="Calibri"/>
+          <w:color w:val="1F2937"/>
+          <w:sz w:val="22"/>
+          <w:szCs w:val="22"/>
+        </w:rPr>
+        <w:t xml:space="preserve">Note produite le 28/06/2026, relue le 12/09/2026 au cours d'un contrôle d'attribution des 221 documents du dépôt (règle ⑭ : un site cité comme source sans aucune page listée bloque comme une page). Une correction de forme, aucun contenu modifié.</w:t>
+      </w:r>
+    </w:p>
+    <w:p>
+      <w:pPr>
+        <w:spacing w:after="80"/>
+      </w:pPr>
+      <w:r>
+        <w:rPr>
+          <w:rFonts w:ascii="Calibri" w:cs="Calibri" w:eastAsia="Calibri" w:hAnsi="Calibri"/>
+          <w:color w:val="1F2937"/>
+          <w:sz w:val="22"/>
+          <w:szCs w:val="22"/>
+        </w:rPr>
+        <w:t xml:space="preserve">Cette note est antérieure aux règles de lien des prompts : elle nommait ses sources sans adresse — le lecteur ne pouvait en ouvrir aucune. Liens posés le 12/09/2026 sur chaque mention, vers la page que la note décrit : village-justice.com — page de listage des articles (1 occurrence). Chaque page répond 200 à un navigateur le 12/09/2026.</w:t>
+      </w:r>
+    </w:p>
+    <w:p>
+      <w:pPr>
+        <w:spacing w:after="80"/>
+      </w:pPr>
+      <w:r>
+        <w:rPr>
+          <w:rFonts w:ascii="Calibri" w:cs="Calibri" w:eastAsia="Calibri" w:hAnsi="Calibri"/>
+          <w:color w:val="1F2937"/>
+          <w:sz w:val="22"/>
+          <w:szCs w:val="22"/>
+        </w:rPr>
+        <w:t xml:space="preserve">village-justice.com était marquée ⛔ (page de listage rendue en JavaScript, illisible pour l'agent) : la page répond 200 à un navigateur ; le lien est posé, le statut ⛔ de ce jour-là est conservé.</w:t>
       </w:r>
     </w:p>
     <w:sectPr>
